--- a/RFP_Tender_Package/Service SoW.docx
+++ b/RFP_Tender_Package/Service SoW.docx
@@ -88,17 +88,34 @@
           <w:i/>
           <w:sz w:val="19"/>
         </w:rPr>
-        <w:t>MANDATORY 3-TIER SITING HIERARCHY &amp; PHASE 1 BASELINE:</w:t>
+        <w:t>EXPLICIT GOVERNANCE: TOWERCO-LED ACQUISITION BASELINE VS. VENDOR CONTINGENCY RATE CARD</w:t>
         <w:br/>
-        <w:t>To achieve rapid rollout velocity while controlling civil capex, Bidders shall strictly adhere to the 3-Tier Siting Hierarchy:</w:t>
         <w:br/>
-        <w:t>• Tier 1 (Mandatory Baseline - 89.7% / 897 Sites): Co-location on existing operational towers (PTCI/MIDC, EdgePoint, FTAP Globe, FTAP Smart, LDIC) within the designated search ring.</w:t>
+        <w:t>1. PRIMARY OPERATIONAL BASELINE (TOWERCO-LED ACQUISITION):</w:t>
         <w:br/>
-        <w:t>• Tier 2 (Secondary Target): TowerCo Build-to-Suit (B2S) where existing structures lack load capacity.</w:t>
+        <w:t>The primary operational objective of the Operator is to utilize Independent Tower Companies (TowerCos) under Master Lease Agreements (MLA) — through Tier 1 (Existing Co-Location on audited 13,746 towers) and Tier 2 (TowerCo Build-to-Suit / B2S).</w:t>
         <w:br/>
-        <w:t>• Tier 3 (Restricted Exception - 10.3% / 103 Sites): Direct Operator Greenfield Monopole construction (80x 30m / 23x 40m).</w:t>
+        <w:t>Under this primary baseline, ALL Site Acquisition (SAQ) work — including candidate hunting, property due diligence, landlord leasing, Barangay clearances, LGU building permits, CAAP clearances, and commercial utility energization — is STRICTLY THE SCOPE AND FINANCIAL RESPONSIBILITY OF THE TOWERCO, NOT THE VENDOR.</w:t>
         <w:br/>
-        <w:t>Compensation adjustments resulting from field conversions shall be governed strictly via contractual variation orders using the firm unit rates established in this SOW.</w:t>
+        <w:br/>
+        <w:t>2. CANDIDATE HUNTING &amp; MANDATORY JOINT APPROVAL GATE:</w:t>
+        <w:br/>
+        <w:t>In actual operations, candidate hunting is conducted by the TowerCo. However, candidate acceptance is governed strictly by a Mandatory Joint Approval Gate:</w:t>
+        <w:br/>
+        <w:t>• Vendor Technical Vetting &amp; Endorsement: The Vendor must perform on-site technical vetting of the candidate for RF line-of-sight (LOS) to the demand settlement centroid, antenna mounting centerline/height, structural loading headroom (EPA), DC power availability, and cable routing feasibility. The Vendor must formally confirm or reject technical feasibility in the TSSR.</w:t>
+        <w:br/>
+        <w:t>• Operator Commercial &amp; Final Approval: The Operator (TelTech/Comclark) evaluates commercial viability, lease terms under MLA, and issues final formal approval to proceed.</w:t>
+        <w:br/>
+        <w:t>(No TowerCo candidate shall proceed to deployment without the joint technical endorsement of the Vendor and final approval of the Operator).</w:t>
+        <w:br/>
+        <w:br/>
+        <w:t>3. COMMERCIAL PURPOSE OF VENDOR SAQ RATE CARD (ITEMS SAQ-01 TO SAQ-08):</w:t>
+        <w:br/>
+        <w:t>The unit rates requested under Category 1 (Site Acquisition &amp; Permitting) are included in the Price Book STRICTLY AS A STANDBY / CONTINGENCY CALL-OFF RATE CARD ('Operator Self-Acquisition / Own-Build Option').</w:t>
+        <w:br/>
+        <w:t>The Operator requires firm unit pricing in the event that the Operator elects or is compelled to execute direct self-acquisition and self-build (Tier 3 Operator Greenfield Monopole) — such as in unserved remote search rings where zero TowerCos operate, or where all operational TowerCos issue formal structural denial letters or refuse to construct a Build-to-Suit tower.</w:t>
+        <w:br/>
+        <w:t>CRITICAL BIDDER INSTRUCTION: Bidders shall NOT embed site acquisition, land leasing, or municipal permitting risk markups inside their baseline turnkey hardware, installation (I&amp;C), or co-location pricing. Items SAQ-01 to SAQ-08 are evaluated as a standby rate card and are billable ONLY upon formal written Work Order issued by the Operator for an authorized self-acquired site.</w:t>
       </w:r>
     </w:p>
     <w:p>
@@ -849,7 +866,7 @@
               <w:rPr>
                 <w:sz w:val="16"/>
               </w:rPr>
-              <w:t>Field identification, screening, and ranking of three (3) viable candidates (Candidate A - Primary, Candidate B - Secondary, Candidate C - Contingency) within the assigned nominal search ring (500m radius for urban/suburban; 1,000m radius for rural). Mandatory spatial screening against audited TowerCo database (13,746 towers) to prioritize Tier 1 co-location. Scope includes visual inspection of antenna mounting feasibility, ground space availability (minimum 2.0m x 2.0m pad), line-of-sight to demand settlement centroid, road access verification (all-weather vs 4x4), and issuance of the Preliminary Candidate Evaluation Report (PCER).</w:t>
+              <w:t>[OPERATIONAL BASELINE: Siting and candidate hunting is executed by the TowerCo. Vendor performs on-site technical vetting (RF LOS, antenna height, structural feasibility) and issues joint endorsement; Operator issues final approval. COMMERCIAL PRICING BASIS: Quoted rate serves strictly as a Standby / Contingency Call-Off Rate Card for Operator Self-Acquisition / Own-Build]. Field identification, screening, and ranking of three (3) viable candidates (Candidate A - Primary, Candidate B - Secondary, Candidate C - Contingency) within the assigned nominal search ring (500m radius for urban/suburban; 1,000m radius for rural). Mandatory spatial screening against audited TowerCo database (13,746 towers) to prioritize Tier 1 co-location. Scope includes visual inspection of antenna mounting feasibility, ground space availability (minimum 2.0m x 2.0m pad), line-of-sight to demand settlement centroid, road access verification (all-weather vs 4x4), and issuance of the Preliminary Candidate Evaluation Report (PCER).</w:t>
               <w:br/>
               <w:t>• Inclusions: Desktop spatial analysis, physical on-ground hunting, 3 candidate identification, GPS logging, PCER compilation.</w:t>
               <w:br/>
@@ -1079,7 +1096,7 @@
               <w:rPr>
                 <w:sz w:val="16"/>
               </w:rPr>
-              <w:t>Comprehensive on-ground site acquisition audit and property investigation for the selected primary candidate. Compilation of standardized Site Acquisition Report (SAR) containing: official PSGC code, precision WGS84 GPS coordinates (&gt;= 6 decimal places), ground elevation AMSL, property cadastral boundary sketch, certified land title verification (TCT/OCT/Tax Declaration), lessor profile and contact matrix, preliminary structural condition assessment, preliminary power availability (grid connection point, transformer distance, utility provider), 360-degree panoramic site photos, logistics route access classification, and SAQ risk assessment matrix.</w:t>
+              <w:t>[OPERATIONAL BASELINE: TowerCo provides primary site attributes and property profile under MLA. Vendor reviews and compiles technical feasibility annex in TSSR; Operator signs off. COMMERCIAL PRICING BASIS: Standby / Contingency Call-Off Rate Card for full standalone SAR compilation during Operator Self-Acquisition]. Comprehensive on-ground site acquisition audit and property investigation for the selected primary candidate. Compilation of standardized Site Acquisition Report (SAR) containing: official PSGC code, precision WGS84 GPS coordinates (&gt;= 6 decimal places), ground elevation AMSL, property cadastral boundary sketch, certified land title verification (TCT/OCT/Tax Declaration), lessor profile and contact matrix, preliminary structural condition assessment, preliminary power availability (grid connection point, transformer distance, utility provider), 360-degree panoramic site photos, logistics route access classification, and SAQ risk assessment matrix.</w:t>
               <w:br/>
               <w:t>• Inclusions: On-ground cadastral audit, title verification, lessor interview, 360-deg photo sweep, complete SAR package.</w:t>
               <w:br/>
@@ -1309,7 +1326,7 @@
               <w:rPr>
                 <w:sz w:val="16"/>
               </w:rPr>
-              <w:t>Preparation, technical compilation, submission, and engineering follow-through of the TowerCo Space Application (SAA) package for co-location under Operator's Master Lease Agreement (MLA). Compiles exact proposed loading profile: 3x 8T8R RRU, 3x macro antennas/AAUs, antenna mounting brackets (AMB), hybrid trunk cables, DC distribution requirements, and ground plinth reservation (2.0m x 2.0m). Coordinates with TowerCo technical team during structural vetting until formal issuance of SAA Approval and Notice to Proceed (NTP).</w:t>
+              <w:t>[APPLIES TO TOWERCO CO-LOCATION: Preparation of technical equipment loading profile (3x 8T8R RRU, 3x Antennas, hybrid cables, 2m x 2m pad) and coordination with TowerCo engineering until SAA approval. Commercial lease executed directly by Operator under MLA]. Preparation, technical compilation, submission, and engineering follow-through of the TowerCo Space Application (SAA) package for co-location under Operator's Master Lease Agreement (MLA). Compiles exact proposed loading profile: 3x 8T8R RRU, 3x macro antennas/AAUs, antenna mounting brackets (AMB), hybrid trunk cables, DC distribution requirements, and ground plinth reservation (2.0m x 2.0m). Coordinates with TowerCo technical team during structural vetting until formal issuance of SAA Approval and Notice to Proceed (NTP).</w:t>
               <w:br/>
               <w:t>• Inclusions: SAA documentation, loading calculation submission, liaison with TowerCo engineering, tracking SAA to NTP.</w:t>
               <w:br/>
@@ -1539,7 +1556,7 @@
               <w:rPr>
                 <w:sz w:val="16"/>
               </w:rPr>
-              <w:t>Direct lessor negotiations for greenfield sites: boundary survey coordination, verification of registered ownership (clean title check at Registry of Deeds, inheritance/estate verification, real property tax clearance), negotiation of long-term lease terms (10-15 years) within Operator budgetary caps, preparation of lease annexes, securing lessor spousal consent and IDs, and facilitation of formal contract notarization and annotation on title.</w:t>
+              <w:t>[CONTINGENCY / SELF-BUILD SCOPE: Applicable strictly to Operator Own-Build Greenfield sites where no TowerCo exists or TowerCo denies build. Direct lessor negotiation, title due diligence, and lease notarization]. Direct lessor negotiations for greenfield sites: boundary survey coordination, verification of registered ownership (clean title check at Registry of Deeds, inheritance/estate verification, real property tax clearance), negotiation of long-term lease terms (10-15 years) within Operator budgetary caps, preparation of lease annexes, securing lessor spousal consent and IDs, and facilitation of formal contract notarization and annotation on title.</w:t>
               <w:br/>
               <w:t>• Inclusions: Lessor negotiations, title due diligence, boundary verification, notary liaison, lease execution assistance.</w:t>
               <w:br/>
@@ -1769,7 +1786,7 @@
               <w:rPr>
                 <w:sz w:val="16"/>
               </w:rPr>
-              <w:t>Securing official local community clearances: presentation to Barangay Council, public hearing facilitation (if mandated), processing and issuance of official Barangay Resolution of Support, Barangay Construction Clearance, and certified Neighborhood / Homeowners Association (HOA) Resolution / Certificate of No Objection from contiguous property owners within a 50-meter radius.</w:t>
+              <w:t>[OPERATIONAL BASELINE: TowerCo secures community/Barangay clearances for TowerCo towers. COMMERCIAL PRICING BASIS: Standby / Contingency Call-Off Rate Card for Operator Self-Acquisition / Greenfield sites]. Securing official local community clearances: presentation to Barangay Council, public hearing facilitation (if mandated), processing and issuance of official Barangay Resolution of Support, Barangay Construction Clearance, and certified Neighborhood / Homeowners Association (HOA) Resolution / Certificate of No Objection from contiguous property owners within a 50-meter radius.</w:t>
               <w:br/>
               <w:t>• Inclusions: Barangay consultations, neighbor signature campaigns, clearance filing and follow-through, official receipts.</w:t>
               <w:br/>
@@ -1999,7 +2016,7 @@
               <w:rPr>
                 <w:sz w:val="16"/>
               </w:rPr>
-              <w:t>Complete processing and procurement of municipal/city LGU Building Permits in accordance with the National Building Code of the Philippines (PD 1096). Scope includes securing Locational Clearance, Zoning Compliance, Architectural Permit, Civil/Structural Permit, Electrical Permit, Sanitary/Plumbing Permit, and Mechanical Permit, backed by complete sets of plans signed and sealed by licensed Professional Engineers (Civil, Structural, Electrical, PEE).</w:t>
+              <w:t>[OPERATIONAL BASELINE: TowerCo secures LGU Building Permits under PD 1096 for TowerCo towers. COMMERCIAL PRICING BASIS: Standby / Contingency Call-Off Rate Card for Operator Self-Build Greenfield Monopoles]. Complete processing and procurement of municipal/city LGU Building Permits in accordance with the National Building Code of the Philippines (PD 1096). Scope includes securing Locational Clearance, Zoning Compliance, Architectural Permit, Civil/Structural Permit, Electrical Permit, Sanitary/Plumbing Permit, and Mechanical Permit, backed by complete sets of plans signed and sealed by licensed Professional Engineers (Civil, Structural, Electrical, PEE).</w:t>
               <w:br/>
               <w:t>• Inclusions: Permit application filing, engineering plan liaison, follow-through across city/municipal engineering offices.</w:t>
               <w:br/>
@@ -2229,7 +2246,7 @@
               <w:rPr>
                 <w:sz w:val="16"/>
               </w:rPr>
-              <w:t>Procurement of mandatory national statutory clearances: Civil Aviation Authority of the Philippines (CAAP) Height Clearance Permit / Obstruction Evaluation; Department of Environment and Natural Resources (DENR) Certificate of Non-Coverage (CNC) or Environmental Compliance Certificate (ECC); and Department of Public Works and Highways (DPWH) Road Right-of-Way (ROW) clearance where site access fronts national highways.</w:t>
+              <w:t>[OPERATIONAL BASELINE: TowerCo secures CAAP Height Clearance and DENR CNC/ECC for TowerCo assets. COMMERCIAL PRICING BASIS: Standby / Contingency Call-Off Rate Card for Operator Self-Build Greenfield Monopoles]. Procurement of mandatory national statutory clearances: Civil Aviation Authority of the Philippines (CAAP) Height Clearance Permit / Obstruction Evaluation; Department of Environment and Natural Resources (DENR) Certificate of Non-Coverage (CNC) or Environmental Compliance Certificate (ECC); and Department of Public Works and Highways (DPWH) Road Right-of-Way (ROW) clearance where site access fronts national highways.</w:t>
               <w:br/>
               <w:t>• Inclusions: Technical submittals, coordinate and elevation certification, CAAP/DENR filing and technical defense.</w:t>
               <w:br/>
@@ -2459,7 +2476,7 @@
               <w:rPr>
                 <w:sz w:val="16"/>
               </w:rPr>
-              <w:t>Securing post-construction occupancy and power clearances: processing Certificate of Final Electrical Inspection (CFEI), Bureau of Fire Protection (BFP) Fire Safety Inspection Certificate (FSIC), commercial power utility (Meralco / Regional Electric Cooperative) service application, transformer tapping coordination, meter base energization, and municipal LGU Certificate of Final Occupancy / Permit to Operate.</w:t>
+              <w:t>[OPERATIONAL BASELINE: TowerCo manages utility service entrance and meter installation on shared compound. COMMERCIAL PRICING BASIS: Standby / Contingency Call-Off Rate Card for Operator Self-Build sites]. Securing post-construction occupancy and power clearances: processing Certificate of Final Electrical Inspection (CFEI), Bureau of Fire Protection (BFP) Fire Safety Inspection Certificate (FSIC), commercial power utility (Meralco / Regional Electric Cooperative) service application, transformer tapping coordination, meter base energization, and municipal LGU Certificate of Final Occupancy / Permit to Operate.</w:t>
               <w:br/>
               <w:t>• Inclusions: BFP inspection facilitation, CFEI filing, utility coordination, meter installation liaison, occupancy release.</w:t>
               <w:br/>

--- a/RFP_Tender_Package/Service SoW.docx
+++ b/RFP_Tender_Package/Service SoW.docx
@@ -37,7 +37,7 @@
         </w:rPr>
         <w:t>Turnkey 5G FWA Rollout, Site Engineering, Telecom Integration &amp; Operations &amp; Maintenance (O&amp;M)</w:t>
         <w:br/>
-        <w:t>Author: Oliver Tungol | Version: 2.0 (Expanded Master Services SOW &amp; Commercial Rate Card)</w:t>
+        <w:t>Author: Oliver Tungol | Version: 2.1 (Reconciled Services SOW &amp; Commercial Rate Card)</w:t>
       </w:r>
     </w:p>
     <w:p>
@@ -93,7 +93,7 @@
         <w:br/>
         <w:t>1. PRIMARY OPERATIONAL BASELINE (TOWERCO-LED ACQUISITION):</w:t>
         <w:br/>
-        <w:t>The primary operational objective of the Operator is to utilize Independent Tower Companies (TowerCos) under Master Lease Agreements (MLA) — through Tier 1 (Existing Co-Location on audited 13,746 towers) and Tier 2 (TowerCo Build-to-Suit / B2S).</w:t>
+        <w:t>The primary operational objective of the Operator is to utilize Independent Tower Companies (TowerCos) under Master Lease Agreements (MLA) — through Tier 1 (Existing Co-Location on audited 13,810 towers) and Tier 2 (TowerCo Build-to-Suit / B2S).</w:t>
         <w:br/>
         <w:t>Under this primary baseline, ALL Site Acquisition (SAQ) work — including candidate hunting, property due diligence, landlord leasing, Barangay clearances, LGU building permits, CAAP clearances, and commercial utility energization — is STRICTLY THE SCOPE AND FINANCIAL RESPONSIBILITY OF THE TOWERCO, NOT THE VENDOR.</w:t>
         <w:br/>
@@ -253,7 +253,7 @@
         <w:spacing w:after="160"/>
       </w:pPr>
       <w:r>
-        <w:t>Consists of three mandatory acceptance phases: (1) Mechanical &amp; Civil Acceptance (ATP-A): joint visual inspection of bolt torque marks, cable dressing, weatherproofing, grounding resistance (&lt;= 5.0 Ohms), and compound housekeeping. (2) Active Telecom Acceptance (ATP-B): remote EMS diagnostic verification of 8T8R MU-MIMO operation, remote eRET tilt control, and alarm failover simulations. (3) Single Site Verification (SSV): stationary throughput testing at near, mid, and cell-edge points per sector (validating &gt;= 450 Mbps peak DL, &gt;= 50 Mbps cell-edge DL, &gt;= 15 Mbps cell-edge UL), sector swap checks, handover tests, ping/latency verification (&lt;= 18 ms RTT), and submission of the signed SSV Report.</w:t>
+        <w:t>Consists of three mandatory acceptance phases: (1) Mechanical &amp; Civil Acceptance (ATP-A): joint visual inspection of bolt torque marks, cable dressing, weatherproofing, grounding resistance (&lt;= 5.0 Ohms), and compound housekeeping. (2) Active Telecom Acceptance (ATP-B): remote EMS diagnostic verification of 8T8R MU-MIMO operation, remote eRET tilt control, and alarm failover simulations. (3) Single Site Verification (SSV): stationary throughput testing at near, mid, and cell-edge points per sector (validating &gt;= 450 Mbps peak DL, &gt;= 50 Mbps cell-edge DL, &gt;= 15 Mbps cell-edge UL), sector swap checks, handover tests, latency verification (Terrestrial Fiber: Target &lt;= 18 ms, Contractual Ceiling &lt;= 30 ms; Satellite: Target &lt;= 50 ms, Ceiling &lt;= 65 ms), and submission of the signed SSV Report.</w:t>
       </w:r>
     </w:p>
     <w:p>
@@ -866,7 +866,7 @@
               <w:rPr>
                 <w:sz w:val="16"/>
               </w:rPr>
-              <w:t>[OPERATIONAL BASELINE: Siting and candidate hunting is executed by the TowerCo. Vendor performs on-site technical vetting (RF LOS, antenna height, structural feasibility) and issues joint endorsement; Operator issues final approval. COMMERCIAL PRICING BASIS: Quoted rate serves strictly as a Standby / Contingency Call-Off Rate Card for Operator Self-Acquisition / Own-Build]. Field identification, screening, and ranking of three (3) viable candidates (Candidate A - Primary, Candidate B - Secondary, Candidate C - Contingency) within the assigned nominal search ring (500m radius for urban/suburban; 1,000m radius for rural). Mandatory spatial screening against audited TowerCo database (13,746 towers) to prioritize Tier 1 co-location. Scope includes visual inspection of antenna mounting feasibility, ground space availability (minimum 2.0m x 2.0m pad), line-of-sight to demand settlement centroid, road access verification (all-weather vs 4x4), and issuance of the Preliminary Candidate Evaluation Report (PCER).</w:t>
+              <w:t>[OPERATIONAL BASELINE: Siting and candidate hunting is executed by the TowerCo. Vendor performs on-site technical vetting (RF LOS, antenna height, structural feasibility) and issues joint endorsement; Operator issues final approval. COMMERCIAL PRICING BASIS: Quoted rate serves strictly as a Standby / Contingency Call-Off Rate Card for Operator Self-Acquisition / Own-Build]. Field identification, screening, and ranking of three (3) viable candidates (Candidate A - Primary, Candidate B - Secondary, Candidate C - Contingency) within the assigned nominal search ring (500m radius for urban/suburban; 1,000m radius for rural). Mandatory spatial screening against audited TowerCo database (13,810 audited tower locations) to prioritize Tier 1 co-location. Scope includes visual inspection of antenna mounting feasibility, ground space availability (minimum 2.0m x 2.0m pad), line-of-sight to demand settlement centroid, road access verification (all-weather vs 4x4), and issuance of the Preliminary Candidate Evaluation Report (PCER).</w:t>
               <w:br/>
               <w:t>• Inclusions: Desktop spatial analysis, physical on-ground hunting, 3 candidate identification, GPS logging, PCER compilation.</w:t>
               <w:br/>
@@ -918,7 +918,7 @@
                 <w:b/>
                 <w:sz w:val="16"/>
               </w:rPr>
-              <w:t>1,000</w:t>
+              <w:t>103</w:t>
             </w:r>
           </w:p>
         </w:tc>
@@ -942,7 +942,7 @@
                 <w:b/>
                 <w:sz w:val="16"/>
               </w:rPr>
-              <w:t>5,000</w:t>
+              <w:t>515</w:t>
             </w:r>
           </w:p>
         </w:tc>
@@ -1148,7 +1148,7 @@
                 <w:b/>
                 <w:sz w:val="16"/>
               </w:rPr>
-              <w:t>1,000</w:t>
+              <w:t>103</w:t>
             </w:r>
           </w:p>
         </w:tc>
@@ -1172,7 +1172,7 @@
                 <w:b/>
                 <w:sz w:val="16"/>
               </w:rPr>
-              <w:t>5,000</w:t>
+              <w:t>515</w:t>
             </w:r>
           </w:p>
         </w:tc>
@@ -1378,7 +1378,7 @@
                 <w:b/>
                 <w:sz w:val="16"/>
               </w:rPr>
-              <w:t>897</w:t>
+              <w:t>103</w:t>
             </w:r>
           </w:p>
         </w:tc>
@@ -1402,7 +1402,7 @@
                 <w:b/>
                 <w:sz w:val="16"/>
               </w:rPr>
-              <w:t>4,517</w:t>
+              <w:t>515</w:t>
             </w:r>
           </w:p>
         </w:tc>
@@ -1632,7 +1632,7 @@
                 <w:b/>
                 <w:sz w:val="16"/>
               </w:rPr>
-              <w:t>483</w:t>
+              <w:t>515</w:t>
             </w:r>
           </w:p>
         </w:tc>
@@ -1838,7 +1838,7 @@
                 <w:b/>
                 <w:sz w:val="16"/>
               </w:rPr>
-              <w:t>1,000</w:t>
+              <w:t>103</w:t>
             </w:r>
           </w:p>
         </w:tc>
@@ -1862,7 +1862,7 @@
                 <w:b/>
                 <w:sz w:val="16"/>
               </w:rPr>
-              <w:t>5,000</w:t>
+              <w:t>515</w:t>
             </w:r>
           </w:p>
         </w:tc>
@@ -2092,7 +2092,7 @@
                 <w:b/>
                 <w:sz w:val="16"/>
               </w:rPr>
-              <w:t>483</w:t>
+              <w:t>515</w:t>
             </w:r>
           </w:p>
         </w:tc>
@@ -2322,7 +2322,7 @@
                 <w:b/>
                 <w:sz w:val="16"/>
               </w:rPr>
-              <w:t>483</w:t>
+              <w:t>515</w:t>
             </w:r>
           </w:p>
         </w:tc>
@@ -2528,7 +2528,7 @@
                 <w:b/>
                 <w:sz w:val="16"/>
               </w:rPr>
-              <w:t>1,000</w:t>
+              <w:t>103</w:t>
             </w:r>
           </w:p>
         </w:tc>
@@ -2552,7 +2552,7 @@
                 <w:b/>
                 <w:sz w:val="16"/>
               </w:rPr>
-              <w:t>5,000</w:t>
+              <w:t>515</w:t>
             </w:r>
           </w:p>
         </w:tc>
@@ -2941,31 +2941,31 @@
               <w:rPr>
                 <w:sz w:val="16"/>
               </w:rPr>
-              <w:t>Structural Loading, Wind Stress &amp; Civil Engineering Assessment</w:t>
-            </w:r>
-          </w:p>
-        </w:tc>
-        <w:tc>
-          <w:tcPr>
-            <w:tcW w:type="dxa" w:w="994"/>
-            <w:tcMar>
-              <w:top w:w="80" w:type="dxa"/>
-              <w:bottom w:w="80" w:type="dxa"/>
-              <w:left w:w="80" w:type="dxa"/>
-              <w:right w:w="80" w:type="dxa"/>
-            </w:tcMar>
-            <w:vAlign w:val="center"/>
-          </w:tcPr>
-          <w:p>
-            <w:r>
-              <w:rPr>
-                <w:sz w:val="16"/>
-              </w:rPr>
-              <w:t>Engineering structural evaluation of the proposed host structure (tower, rooftop, or monopole): audit of steel member sections, bracing, gusset plates, anchor bolts, and corrosion condition; calculation of total Effective Projected Area (EPA) and weight for new equipment (3x 8T8R RRU, 3x macro antennas/AAUs, AMB brackets, hybrid cable); structural wind load simulation under TIA-222-H for 250 km/h basic wind speed (Category 5 typhoon standard); foundation capacity verification; and formal structural analysis report certified by a licensed Professional Structural Engineer (PE).</w:t>
+              <w:t>Site Structural Audit, Antenna Loading Verification &amp; Own-Build Structural Engineering</w:t>
+            </w:r>
+          </w:p>
+        </w:tc>
+        <w:tc>
+          <w:tcPr>
+            <w:tcW w:type="dxa" w:w="994"/>
+            <w:tcMar>
+              <w:top w:w="80" w:type="dxa"/>
+              <w:bottom w:w="80" w:type="dxa"/>
+              <w:left w:w="80" w:type="dxa"/>
+              <w:right w:w="80" w:type="dxa"/>
+            </w:tcMar>
+            <w:vAlign w:val="center"/>
+          </w:tcPr>
+          <w:p>
+            <w:r>
+              <w:rPr>
+                <w:sz w:val="16"/>
+              </w:rPr>
+              <w:t>Engineering structural evaluation of the host structure: [OPERATIONAL BASELINE — TIER 1 CO-LOCATION &amp; TIER 2 B2S: Under MLA, TowerCo conducts 3D structural analysis, TIA-222-H wind modeling, foundation verification, and secures the licensed PE wet-seal certification per Appendix D §1.3 and Bid Bulletin 01 Huawei Item 13. Vendor scope is strictly limited to physical audit of existing mounts, active equipment loading profile calculation (weight, EPA, mounting dimensions for 3x 8T8R RRU, 3x macro antennas/AAUs, AMB brackets, hybrid trunk cable), and mounting interface verification. STANDBY BASELINE — TIER 3 OPERATOR OWN-BUILD: Vendor provides full turnkey 3D finite-element structural wind loading simulation based on TIA-222-H / NSCP 2015 site-specific basic wind speed (250 km/h to 315 km/h, Category 5 typhoon standard), foundation capacity verification, and formal Structural Analysis Report wet-sealed by a licensed Philippine Professional Civil/Structural Engineer].</w:t>
               <w:br/>
-              <w:t>• Inclusions: Structural audit, EPA calculations, TIA-222-H wind simulation, foundation check, PE sign-off.</w:t>
+              <w:t>• Inclusions: Physical mount audit, active equipment EPA/weight loading dossier, interface sign-off; (for Tier 3 Own-Build: full 250-315 km/h TIA-222-H wind modeling, foundation check, licensed PE wet-seal).</w:t>
               <w:br/>
-              <w:t>• Exclusions: Tower reinforcement civil execution (governed by separate structural modification call-out rate card).</w:t>
+              <w:t>• Exclusions: Tower reinforcement civil execution (governed by separate structural modification call-out rate card CALL-06); TowerCo structural analysis on leased towers (TowerCo MLA scope).</w:t>
             </w:r>
           </w:p>
         </w:tc>
@@ -3105,27 +3105,27 @@
               <w:rPr>
                 <w:sz w:val="16"/>
               </w:rPr>
-              <w:t>100% upon submission and acceptance of the PE-Endorsed Structural Analysis Report.</w:t>
-            </w:r>
-          </w:p>
-        </w:tc>
-        <w:tc>
-          <w:tcPr>
-            <w:tcW w:type="dxa" w:w="994"/>
-            <w:tcMar>
-              <w:top w:w="80" w:type="dxa"/>
-              <w:bottom w:w="80" w:type="dxa"/>
-              <w:left w:w="80" w:type="dxa"/>
-              <w:right w:w="80" w:type="dxa"/>
-            </w:tcMar>
-            <w:vAlign w:val="center"/>
-          </w:tcPr>
-          <w:p>
-            <w:r>
-              <w:rPr>
-                <w:sz w:val="16"/>
-              </w:rPr>
-              <w:t>PE-Signed Structural Engineering Analysis &amp; Loading Report</w:t>
+              <w:t>100% upon submission and acceptance of the Structural Loading Dossier &amp; TowerCo Mount Approval / PE Report.</w:t>
+            </w:r>
+          </w:p>
+        </w:tc>
+        <w:tc>
+          <w:tcPr>
+            <w:tcW w:type="dxa" w:w="994"/>
+            <w:tcMar>
+              <w:top w:w="80" w:type="dxa"/>
+              <w:bottom w:w="80" w:type="dxa"/>
+              <w:left w:w="80" w:type="dxa"/>
+              <w:right w:w="80" w:type="dxa"/>
+            </w:tcMar>
+            <w:vAlign w:val="center"/>
+          </w:tcPr>
+          <w:p>
+            <w:r>
+              <w:rPr>
+                <w:sz w:val="16"/>
+              </w:rPr>
+              <w:t>Certified Structural Loading Dossier &amp; Mount Endorsement / PE-Signed SAR (Tier 3 Own-Build)</w:t>
             </w:r>
           </w:p>
         </w:tc>
@@ -6971,9 +6971,9 @@
               <w:rPr>
                 <w:sz w:val="16"/>
               </w:rPr>
-              <w:t>On-ground field testing using 5G test UE and scanner: stationary throughput tests at near, mid, and cell-edge points per sector (validating &gt;= 450 Mbps peak DL, &gt;= 50 Mbps cell-edge DL, &gt;= 15 Mbps cell-edge UL); sector swap validation; intra-site handover execution; latency measurement (&lt;= 18 ms RTT); and compilation and sign-off of the formal SSV Report.</w:t>
+              <w:t>On-ground field testing using 5G test UE and scanner: stationary throughput tests at near, mid, and cell-edge points per sector (validating &gt;= 450 Mbps peak DL, &gt;= 50 Mbps cell-edge DL, &gt;= 15 Mbps cell-edge UL); sector swap validation; intra-site handover execution; latency verification across backhaul media (Terrestrial Fiber: Target RTT &lt;= 18 ms to Core UPF, with Contractual Acceptance Rejection Ceiling &lt;= 30 ms per Appendix C KPI-RAN-07 and Bid Bulletin 01 §2.3; LEO Satellite Starlink / Expansion: Target RTT &lt;= 50 ms, Contractual Acceptance Rejection Ceiling &lt;= 65 ms); packet loss measurement (&lt; 0.1%); and compilation and formal sign-off of the comprehensive SSV Report.</w:t>
               <w:br/>
-              <w:t>• Inclusions: Stationary throughput tests, sector swap check, handover test, ping test, SSV report compilation.</w:t>
+              <w:t>• Inclusions: Stationary throughput tests, sector swap check, handover test, latency compliance test (&lt;= 30 ms fiber ceiling / &lt;= 65 ms satellite ceiling), SSV report compilation.</w:t>
               <w:br/>
               <w:t>• Exclusions: Multi-site cluster drive testing (covered under Category 7).</w:t>
             </w:r>
@@ -7254,7 +7254,7 @@
                 <w:b/>
                 <w:sz w:val="16"/>
               </w:rPr>
-              <w:t>Per Site Share (or Per Cluster)</w:t>
+              <w:t>Per Site Share</w:t>
             </w:r>
           </w:p>
         </w:tc>
@@ -7484,7 +7484,7 @@
                 <w:b/>
                 <w:sz w:val="16"/>
               </w:rPr>
-              <w:t>Per Site Share (or Per Cluster)</w:t>
+              <w:t>Per Site Share</w:t>
             </w:r>
           </w:p>
         </w:tc>
@@ -9119,7 +9119,7 @@
                 <w:b/>
                 <w:sz w:val="16"/>
               </w:rPr>
-              <w:t>Included in FLM Monthly Retainer / Per Site-Month</w:t>
+              <w:t>Included in Base Retainer ($0.00)</w:t>
             </w:r>
           </w:p>
         </w:tc>
@@ -9349,7 +9349,7 @@
                 <w:b/>
                 <w:sz w:val="16"/>
               </w:rPr>
-              <w:t>Included in FLM Monthly Retainer / Per Site-Month</w:t>
+              <w:t>Included in Base Retainer ($0.00)</w:t>
             </w:r>
           </w:p>
         </w:tc>
@@ -9579,7 +9579,7 @@
                 <w:b/>
                 <w:sz w:val="16"/>
               </w:rPr>
-              <w:t>Included in FLM Monthly Retainer / Per Site-Month</w:t>
+              <w:t>Included in Base Retainer ($0.00)</w:t>
             </w:r>
           </w:p>
         </w:tc>
@@ -9809,7 +9809,7 @@
                 <w:b/>
                 <w:sz w:val="16"/>
               </w:rPr>
-              <w:t>Per Site / Quarter (or Monthly share)</w:t>
+              <w:t>Per Site / Quarter</w:t>
             </w:r>
           </w:p>
         </w:tc>
@@ -11189,7 +11189,7 @@
                 <w:b/>
                 <w:sz w:val="16"/>
               </w:rPr>
-              <w:t>Included in SPM Retainer / Per Site-Month</w:t>
+              <w:t>Included in Base Retainer ($0.00)</w:t>
             </w:r>
           </w:p>
         </w:tc>
@@ -11419,7 +11419,7 @@
                 <w:b/>
                 <w:sz w:val="16"/>
               </w:rPr>
-              <w:t>Included in SPM Retainer / Per Site-Month</w:t>
+              <w:t>Included in Base Retainer ($0.00)</w:t>
             </w:r>
           </w:p>
         </w:tc>
@@ -12824,7 +12824,7 @@
                 <w:b/>
                 <w:sz w:val="16"/>
               </w:rPr>
-              <w:t>Per Sector / Per Man-Day</w:t>
+              <w:t>Per Sector</w:t>
             </w:r>
           </w:p>
         </w:tc>
@@ -13054,7 +13054,7 @@
                 <w:b/>
                 <w:sz w:val="16"/>
               </w:rPr>
-              <w:t>Per Crew / Per Day</w:t>
+              <w:t>Per Crew / Day</w:t>
             </w:r>
           </w:p>
         </w:tc>
@@ -13284,7 +13284,7 @@
                 <w:b/>
                 <w:sz w:val="16"/>
               </w:rPr>
-              <w:t>Per Deployment Event (48-hr block)</w:t>
+              <w:t>Per Deployment (48-hr block)</w:t>
             </w:r>
           </w:p>
         </w:tc>
@@ -13514,7 +13514,7 @@
                 <w:b/>
                 <w:sz w:val="16"/>
               </w:rPr>
-              <w:t>Per Meter / Per Span</w:t>
+              <w:t>Per Span</w:t>
             </w:r>
           </w:p>
         </w:tc>
@@ -13538,7 +13538,7 @@
                 <w:b/>
                 <w:sz w:val="16"/>
               </w:rPr>
-              <w:t>10,000</w:t>
+              <w:t>20</w:t>
             </w:r>
           </w:p>
         </w:tc>
@@ -13562,7 +13562,7 @@
                 <w:b/>
                 <w:sz w:val="16"/>
               </w:rPr>
-              <w:t>50,000</w:t>
+              <w:t>100</w:t>
             </w:r>
           </w:p>
         </w:tc>
@@ -14434,7 +14434,7 @@
                 <w:b/>
                 <w:sz w:val="16"/>
               </w:rPr>
-              <w:t>Per Liter Delivered / Per Trip</w:t>
+              <w:t>Per Liter Delivered</w:t>
             </w:r>
           </w:p>
         </w:tc>

--- a/RFP_Tender_Package/Service SoW.docx
+++ b/RFP_Tender_Package/Service SoW.docx
@@ -150,7 +150,7 @@
         <w:t>The Contractor shall execute full turnkey Site Acquisition (SAQ) and permitting services. For each assigned nominal search ring (500m urban / 1,000m rural), the Contractor shall hunt and identify three (3) ranked candidates (Candidate A - Primary Co-location, Candidate B - Secondary Backup, Candidate C - Contingency). The Contractor shall submit a standardized Preliminary Candidate Evaluation Report (PCER) followed by a comprehensive Site Acquisition Report (SAR) containing precision WGS84 GPS coordinates (&gt;= 6 decimal places), ground elevation AMSL, property cadastral sketches, verified land title (TCT/OCT/Tax Dec), lessor profile, and 360-degree panoramic photos.</w:t>
         <w:br/>
         <w:br/>
-        <w:t>For Co-location sites (897 sites), the Contractor shall prepare the TowerCo Space Application (SAA) loading dossier under the Operator's Master Lease Agreement (MLA). For Greenfield sites (103 sites), the Contractor shall support private lease negotiation and notarization. Permitting scope includes end-to-end processing and securing of: Barangay Resolutions and Clearances, Homeowners Association (HOA) No Objection Resolutions, LGU Building Permits (Architectural, Structural, Civil, Electrical, Mechanical) under PD 1096, CAAP Height Clearance Permits, DENR Environmental CNC/ECC, DPWH ROW clearances, Certificate of Final Electrical Inspection (CFEI), BFP Fire Safety Inspection Certificate (FSIC), utility grid energization (Meralco / Electric Cooperative), and LGU Certificates of Occupancy.</w:t>
+        <w:t>For Co-location sites (897 sites), the Contractor shall prepare the TowerCo Space Application (SAA) loading dossier under the Operator's Master Lease Agreement (MLA). Site-Count &amp; Population Model: Phase 1 footprint is strictly 1,000 macro BTS sites total: 897 Sites (89.7%) are committed Tier 1 TowerCo Co-Locations. The remaining 103 Sites (10.3%) represent expansion positions where Tier 2 (TowerCo Build-to-Suit / B2S) and Tier 3 (Operator Own-Build Monopole) are mutually exclusive alternatives for the same 103 positions (total network remains strictly 1,000 sites, not 1,103). TelTech pursues Tier 2 B2S as primary; if B2S is denied or unviable, the site converts to Tier 3 Own-Build under pre-agreed Lot 5 civil and Standby SAQ rates. For Greenfield sites (103 sites), the Contractor shall support private lease negotiation and notarization. Permitting scope includes end-to-end processing and securing of: Barangay Resolutions and Clearances, Homeowners Association (HOA) No Objection Resolutions, LGU Building Permits (Architectural, Structural, Civil, Electrical, Mechanical) under PD 1096, CAAP Height Clearance Permits, DENR Environmental CNC/ECC, DPWH ROW clearances, Certificate of Final Electrical Inspection (CFEI), BFP Fire Safety Inspection Certificate (FSIC), utility grid energization (Meralco / Electric Cooperative), and LGU Certificates of Occupancy.</w:t>
       </w:r>
     </w:p>
     <w:p>
@@ -253,7 +253,7 @@
         <w:spacing w:after="160"/>
       </w:pPr>
       <w:r>
-        <w:t>Consists of three mandatory acceptance phases: (1) Mechanical &amp; Civil Acceptance (ATP-A): joint visual inspection of bolt torque marks, cable dressing, weatherproofing, grounding resistance (&lt;= 5.0 Ohms), and compound housekeeping. (2) Active Telecom Acceptance (ATP-B): remote EMS diagnostic verification of 8T8R MU-MIMO operation, remote eRET tilt control, and alarm failover simulations. (3) Single Site Verification (SSV): stationary throughput testing at near, mid, and cell-edge points per sector (validating &gt;= 450 Mbps peak DL, &gt;= 50 Mbps cell-edge DL, &gt;= 15 Mbps cell-edge UL), sector swap checks, handover tests, latency verification (Terrestrial Fiber: Target &lt;= 18 ms, Contractual Ceiling &lt;= 30 ms; Satellite: Target &lt;= 50 ms, Ceiling &lt;= 65 ms), and submission of the signed SSV Report.</w:t>
+        <w:t>Consists of three mandatory acceptance phases: (1) Mechanical &amp; Civil Acceptance (ATP-A): joint visual inspection of bolt torque marks, cable dressing, weatherproofing, grounding resistance (&lt;= 5.0 Ohms), and compound housekeeping. (2) Active Telecom Acceptance (ATP-B): remote EMS diagnostic verification of 8T8R MU-MIMO operation, remote eRET tilt control, and alarm failover simulations. (3) Single Site Verification (SSV): stationary throughput testing at near, mid, and cell-edge points per sector (validating &gt;= 450 Mbps peak DL, &gt;= 50 Mbps cell-edge DL, &gt;= 15 Mbps cell-edge UL), sector swap checks, handover tests, latency verification (Terrestrial Fiber: Target &lt;= 18 ms, Contractual Ceiling &lt;= 30 ms; Satellite: Target &lt;= 60 ms, Contractual Ceiling &lt;= 80 ms per Bid Bulletin 01 §2.3), and submission of the signed SSV Report.</w:t>
       </w:r>
     </w:p>
     <w:p>
@@ -1326,7 +1326,7 @@
               <w:rPr>
                 <w:sz w:val="16"/>
               </w:rPr>
-              <w:t>[APPLIES TO TOWERCO CO-LOCATION: Preparation of technical equipment loading profile (3x 8T8R RRU, 3x Antennas, hybrid cables, 2m x 2m pad) and coordination with TowerCo engineering until SAA approval. Commercial lease executed directly by Operator under MLA]. Preparation, technical compilation, submission, and engineering follow-through of the TowerCo Space Application (SAA) package for co-location under Operator's Master Lease Agreement (MLA). Compiles exact proposed loading profile: 3x 8T8R RRU, 3x macro antennas/AAUs, antenna mounting brackets (AMB), hybrid trunk cables, DC distribution requirements, and ground plinth reservation (2.0m x 2.0m). Coordinates with TowerCo technical team during structural vetting until formal issuance of SAA Approval and Notice to Proceed (NTP).</w:t>
+              <w:t>[COMMITTED TIER 1 CO-LOCATION SCOPE (897 SITES)]: Preparation of technical equipment loading profile (3x 8T8R RRU, 3x Antennas, hybrid cables, 2m x 2m pad) and coordination with TowerCo engineering until SAA approval. Commercial lease executed directly by Operator under MLA. Preparation, technical compilation, submission, and engineering follow-through of the TowerCo Space Application (SAA) package for co-location under Operator's Master Lease Agreement (MLA). Compiles exact proposed loading profile: 3x 8T8R RRU, 3x macro antennas/AAUs, antenna mounting brackets (AMB), hybrid trunk cables, DC distribution requirements, and ground plinth reservation (2.0m x 2.0m). Coordinates with TowerCo technical team during structural vetting until formal issuance of SAA Approval and Notice to Proceed (NTP).</w:t>
               <w:br/>
               <w:t>• Inclusions: SAA documentation, loading calculation submission, liaison with TowerCo engineering, tracking SAA to NTP.</w:t>
               <w:br/>
@@ -1378,7 +1378,7 @@
                 <w:b/>
                 <w:sz w:val="16"/>
               </w:rPr>
-              <w:t>103</w:t>
+              <w:t>897</w:t>
             </w:r>
           </w:p>
         </w:tc>
@@ -1402,7 +1402,7 @@
                 <w:b/>
                 <w:sz w:val="16"/>
               </w:rPr>
-              <w:t>515</w:t>
+              <w:t>4,485</w:t>
             </w:r>
           </w:p>
         </w:tc>
@@ -6971,9 +6971,9 @@
               <w:rPr>
                 <w:sz w:val="16"/>
               </w:rPr>
-              <w:t>On-ground field testing using 5G test UE and scanner: stationary throughput tests at near, mid, and cell-edge points per sector (validating &gt;= 450 Mbps peak DL, &gt;= 50 Mbps cell-edge DL, &gt;= 15 Mbps cell-edge UL); sector swap validation; intra-site handover execution; latency verification across backhaul media (Terrestrial Fiber: Target RTT &lt;= 18 ms to Core UPF, with Contractual Acceptance Rejection Ceiling &lt;= 30 ms per Appendix C KPI-RAN-07 and Bid Bulletin 01 §2.3; LEO Satellite Starlink / Expansion: Target RTT &lt;= 50 ms, Contractual Acceptance Rejection Ceiling &lt;= 65 ms); packet loss measurement (&lt; 0.1%); and compilation and formal sign-off of the comprehensive SSV Report.</w:t>
+              <w:t>On-ground field testing using 5G test UE and scanner: stationary throughput tests at near, mid, and cell-edge points per sector (validating &gt;= 450 Mbps peak DL, &gt;= 50 Mbps cell-edge DL, &gt;= 15 Mbps cell-edge UL); sector swap validation; intra-site handover execution; latency verification across backhaul media (Terrestrial Fiber: Target RTT &lt;= 18 ms to Core UPF, with Contractual Acceptance Rejection Ceiling &lt;= 30 ms per Appendix C KPI-RAN-07 and Bid Bulletin 01 §2.3; LEO Satellite Starlink / Expansion: Target RTT &lt;= 60 ms, Contractual Acceptance Rejection Ceiling &lt;= 80 ms per Bid Bulletin 01 §2.3); packet loss measurement (&lt; 0.1%); and compilation and formal sign-off of the comprehensive SSV Report.</w:t>
               <w:br/>
-              <w:t>• Inclusions: Stationary throughput tests, sector swap check, handover test, latency compliance test (&lt;= 30 ms fiber ceiling / &lt;= 65 ms satellite ceiling), SSV report compilation.</w:t>
+              <w:t>• Inclusions: Stationary throughput tests, sector swap check, handover test, latency compliance test (&lt;= 30 ms fiber ceiling / &lt;= 80 ms satellite ceiling), SSV report compilation.</w:t>
               <w:br/>
               <w:t>• Exclusions: Multi-site cluster drive testing (covered under Category 7).</w:t>
             </w:r>

--- a/RFP_Tender_Package/Service SoW.docx
+++ b/RFP_Tender_Package/Service SoW.docx
@@ -4133,10 +4133,7 @@
           </w:tcPr>
           <w:p>
             <w:r>
-              <w:rPr>
-                <w:sz w:val="16"/>
-              </w:rPr>
-              <w:t>Macro-level 5G RF network planning using advanced 3D ray-tracing propagation modeling engines, calibrated against high-resolution 5-meter clutter models and Digital Terrain Models (DTM). Sizing and generation of nominal candidate search rings across high-density suburban and rural barangay centroids; multi-carrier capacity dimensioning for Band n50 (60 MHz NCR / up to 80 MHz Provincial, Software-Configurable 40/50/60/80 MHz TDD); coverage prediction mapping (RSRP, SINR, Best Server, Downlink/Uplink Throughput); and inter-site distance (ISD) optimization.</w:t>
+              <w:t>Macro-level 5G RF network planning using advanced 3D ray-tracing propagation modeling engines, calibrated against high-resolution 5-meter clutter models and Digital Terrain Models (DTM). Sizing and generation of nominal candidate search rings across high-density suburban and rural barangay centroids; multi-carrier capacity dimensioning for Band n50 based on the authorized 60 MHz continuous TDD baseline (1457.0–1517.0 MHz) nationwide for contractual evaluation, with future software-expandable sensitivity modeling up to 80 MHz in provincial clusters (pursuant to Bulletin No. 2 §3.1); coverage prediction mapping (RSRP, SINR, Best Server, Downlink/Uplink Throughput); and inter-site distance (ISD) optimization.</w:t>
               <w:br/>
               <w:t>• Inclusions: 3D ray-tracing simulation, clutter model calibration, nominal site planning, search ring generation.</w:t>
               <w:br/>
@@ -6253,10 +6250,7 @@
           </w:tcPr>
           <w:p>
             <w:r>
-              <w:rPr>
-                <w:sz w:val="16"/>
-              </w:rPr>
-              <w:t>Transmission IP integration (VLAN, BGP, IPsec); establishing S1-U / N2/N3 control and user plane interfaces to 5G Core (AMF/UPF); synchronization with TelTech EMS/OSS; activating 3 sectors on Band n50 (60 MHz NCR / up to 80 MHz Provincial, Software-Configurable 40/50/60/80 MHz TDD); clearing all active alarms; and achieving stable commercial on-air operational state.</w:t>
+              <w:t>Transmission IP integration (VLAN, BGP, IPsec); establishing S1-U / N2/N3 control and user plane interfaces to 5G Core (AMF/UPF); synchronization with TelTech EMS/OSS; activating 3 sectors on Band n50 on the authorized 60 MHz continuous TDD carrier (1457.0–1517.0 MHz, with hardware wideband tuning across 1432.0–1517.0 MHz and software-configurable support up to 80 MHz TDD pursuant to Bulletin No. 2 §3.1); clearing all active alarms; and achieving stable commercial on-air operational state.</w:t>
               <w:br/>
               <w:t>• Inclusions: IP configuration, Core integration, OSS synchronization, carrier activation, alarm clearance.</w:t>
               <w:br/>
